--- a/docs/thesis/testing/4 - AgentMeter User Acceptance Test.docx
+++ b/docs/thesis/testing/4 - AgentMeter User Acceptance Test.docx
@@ -2121,100 +2121,6 @@
                 <w:sz w:val="24"/>
               </w:rPr>
               <w:t>Set a finished session to repeat on a schedule</w:t>
-            </w:r>
-          </w:p>
-        </w:tc>
-        <w:tc>
-          <w:tcPr>
-            <w:tcW w:type="dxa" w:w="1445"/>
-          </w:tcPr>
-          <w:p>
-            <w:pPr>
-              <w:spacing w:after="0" w:line="264" w:lineRule="auto"/>
-            </w:pPr>
-            <w:r>
-              <w:rPr>
-                <w:rFonts w:ascii="Times New Roman" w:hAnsi="Times New Roman" w:eastAsia="Times New Roman"/>
-                <w:b w:val="0"/>
-                <w:i w:val="0"/>
-                <w:sz w:val="24"/>
-              </w:rPr>
-            </w:r>
-          </w:p>
-        </w:tc>
-        <w:tc>
-          <w:tcPr>
-            <w:tcW w:type="dxa" w:w="903"/>
-          </w:tcPr>
-          <w:p>
-            <w:pPr>
-              <w:spacing w:after="0" w:line="264" w:lineRule="auto"/>
-            </w:pPr>
-            <w:r>
-              <w:rPr>
-                <w:rFonts w:ascii="Times New Roman" w:hAnsi="Times New Roman" w:eastAsia="Times New Roman"/>
-                <w:b w:val="0"/>
-                <w:i w:val="0"/>
-                <w:sz w:val="24"/>
-              </w:rPr>
-            </w:r>
-          </w:p>
-        </w:tc>
-        <w:tc>
-          <w:tcPr>
-            <w:tcW w:type="dxa" w:w="1806"/>
-          </w:tcPr>
-          <w:p>
-            <w:pPr>
-              <w:spacing w:after="0" w:line="264" w:lineRule="auto"/>
-            </w:pPr>
-            <w:r>
-              <w:rPr>
-                <w:rFonts w:ascii="Times New Roman" w:hAnsi="Times New Roman" w:eastAsia="Times New Roman"/>
-                <w:b w:val="0"/>
-                <w:i w:val="0"/>
-                <w:sz w:val="24"/>
-              </w:rPr>
-            </w:r>
-          </w:p>
-        </w:tc>
-      </w:tr>
-      <w:tr>
-        <w:tc>
-          <w:tcPr>
-            <w:tcW w:type="dxa" w:w="813"/>
-          </w:tcPr>
-          <w:p>
-            <w:pPr>
-              <w:spacing w:after="0" w:line="264" w:lineRule="auto"/>
-            </w:pPr>
-            <w:r>
-              <w:rPr>
-                <w:rFonts w:ascii="Times New Roman" w:hAnsi="Times New Roman" w:eastAsia="Times New Roman"/>
-                <w:b w:val="0"/>
-                <w:i w:val="0"/>
-                <w:sz w:val="24"/>
-              </w:rPr>
-              <w:t>T16</w:t>
-            </w:r>
-          </w:p>
-        </w:tc>
-        <w:tc>
-          <w:tcPr>
-            <w:tcW w:type="dxa" w:w="3340"/>
-          </w:tcPr>
-          <w:p>
-            <w:pPr>
-              <w:spacing w:after="0" w:line="264" w:lineRule="auto"/>
-            </w:pPr>
-            <w:r>
-              <w:rPr>
-                <w:rFonts w:ascii="Times New Roman" w:hAnsi="Times New Roman" w:eastAsia="Times New Roman"/>
-                <w:b w:val="0"/>
-                <w:i w:val="0"/>
-                <w:sz w:val="24"/>
-              </w:rPr>
-              <w:t>Use the system on a phone</w:t>
             </w:r>
           </w:p>
         </w:tc>
@@ -7022,136 +6928,6 @@
                 <w:sz w:val="24"/>
               </w:rPr>
               <w:t>F4</w:t>
-            </w:r>
-          </w:p>
-        </w:tc>
-        <w:tc>
-          <w:tcPr>
-            <w:tcW w:type="dxa" w:w="5286"/>
-          </w:tcPr>
-          <w:p>
-            <w:pPr>
-              <w:spacing w:after="0" w:line="264" w:lineRule="auto"/>
-            </w:pPr>
-            <w:r>
-              <w:rPr>
-                <w:rFonts w:ascii="Times New Roman" w:hAnsi="Times New Roman" w:eastAsia="Times New Roman"/>
-                <w:b w:val="0"/>
-                <w:i w:val="0"/>
-                <w:sz w:val="24"/>
-              </w:rPr>
-              <w:t>The system works well on my phone.</w:t>
-            </w:r>
-          </w:p>
-        </w:tc>
-        <w:tc>
-          <w:tcPr>
-            <w:tcW w:type="dxa" w:w="472"/>
-          </w:tcPr>
-          <w:p>
-            <w:pPr>
-              <w:spacing w:after="0" w:line="264" w:lineRule="auto"/>
-            </w:pPr>
-            <w:r>
-              <w:rPr>
-                <w:rFonts w:ascii="Times New Roman" w:hAnsi="Times New Roman" w:eastAsia="Times New Roman"/>
-                <w:b w:val="0"/>
-                <w:i w:val="0"/>
-                <w:sz w:val="24"/>
-              </w:rPr>
-            </w:r>
-          </w:p>
-        </w:tc>
-        <w:tc>
-          <w:tcPr>
-            <w:tcW w:type="dxa" w:w="472"/>
-          </w:tcPr>
-          <w:p>
-            <w:pPr>
-              <w:spacing w:after="0" w:line="264" w:lineRule="auto"/>
-            </w:pPr>
-            <w:r>
-              <w:rPr>
-                <w:rFonts w:ascii="Times New Roman" w:hAnsi="Times New Roman" w:eastAsia="Times New Roman"/>
-                <w:b w:val="0"/>
-                <w:i w:val="0"/>
-                <w:sz w:val="24"/>
-              </w:rPr>
-            </w:r>
-          </w:p>
-        </w:tc>
-        <w:tc>
-          <w:tcPr>
-            <w:tcW w:type="dxa" w:w="472"/>
-          </w:tcPr>
-          <w:p>
-            <w:pPr>
-              <w:spacing w:after="0" w:line="264" w:lineRule="auto"/>
-            </w:pPr>
-            <w:r>
-              <w:rPr>
-                <w:rFonts w:ascii="Times New Roman" w:hAnsi="Times New Roman" w:eastAsia="Times New Roman"/>
-                <w:b w:val="0"/>
-                <w:i w:val="0"/>
-                <w:sz w:val="24"/>
-              </w:rPr>
-            </w:r>
-          </w:p>
-        </w:tc>
-        <w:tc>
-          <w:tcPr>
-            <w:tcW w:type="dxa" w:w="472"/>
-          </w:tcPr>
-          <w:p>
-            <w:pPr>
-              <w:spacing w:after="0" w:line="264" w:lineRule="auto"/>
-            </w:pPr>
-            <w:r>
-              <w:rPr>
-                <w:rFonts w:ascii="Times New Roman" w:hAnsi="Times New Roman" w:eastAsia="Times New Roman"/>
-                <w:b w:val="0"/>
-                <w:i w:val="0"/>
-                <w:sz w:val="24"/>
-              </w:rPr>
-            </w:r>
-          </w:p>
-        </w:tc>
-        <w:tc>
-          <w:tcPr>
-            <w:tcW w:type="dxa" w:w="472"/>
-          </w:tcPr>
-          <w:p>
-            <w:pPr>
-              <w:spacing w:after="0" w:line="264" w:lineRule="auto"/>
-            </w:pPr>
-            <w:r>
-              <w:rPr>
-                <w:rFonts w:ascii="Times New Roman" w:hAnsi="Times New Roman" w:eastAsia="Times New Roman"/>
-                <w:b w:val="0"/>
-                <w:i w:val="0"/>
-                <w:sz w:val="24"/>
-              </w:rPr>
-            </w:r>
-          </w:p>
-        </w:tc>
-      </w:tr>
-      <w:tr>
-        <w:tc>
-          <w:tcPr>
-            <w:tcW w:type="dxa" w:w="661"/>
-          </w:tcPr>
-          <w:p>
-            <w:pPr>
-              <w:spacing w:after="0" w:line="264" w:lineRule="auto"/>
-            </w:pPr>
-            <w:r>
-              <w:rPr>
-                <w:rFonts w:ascii="Times New Roman" w:hAnsi="Times New Roman" w:eastAsia="Times New Roman"/>
-                <w:b w:val="0"/>
-                <w:i w:val="0"/>
-                <w:sz w:val="24"/>
-              </w:rPr>
-              <w:t>F5</w:t>
             </w:r>
           </w:p>
         </w:tc>
@@ -8997,7 +8773,7 @@
                 <w:i w:val="0"/>
                 <w:sz w:val="24"/>
               </w:rPr>
-              <w:t>5</w:t>
+              <w:t>4</w:t>
             </w:r>
           </w:p>
         </w:tc>
@@ -9149,7 +8925,7 @@
                 <w:i w:val="0"/>
                 <w:sz w:val="24"/>
               </w:rPr>
-              <w:t>33</w:t>
+              <w:t>32</w:t>
             </w:r>
           </w:p>
         </w:tc>
@@ -9207,7 +8983,7 @@
                 <w:i w:val="0"/>
                 <w:sz w:val="24"/>
               </w:rPr>
-              <w:t>Task completion rate (Part A): Completed tasks ÷ 16 × 100</w:t>
+              <w:t>Task completion rate (Part A): Completed tasks ÷ 15 × 100</w:t>
             </w:r>
           </w:p>
         </w:tc>
